--- a/assets/templates/MEMOIRE.docx
+++ b/assets/templates/MEMOIRE.docx
@@ -730,6 +730,137 @@
         <w:t xml:space="preserve">Mesure de la performance et amélioration continue</w:t>
       </w:r>
     </w:p>
+    <w:p>
+      <w:pPr>
+        <w:pBdr>
+          <w:bottom w:val="single" w:color="2E75B6" w:sz="6" w:space="1"/>
+        </w:pBdr>
+        <w:spacing w:after="200"/>
+      </w:pPr>
+      <w:r>
+        <w:t xml:space="preserve"/>
+      </w:r>
+    </w:p>
+    <w:p>
+      <w:pPr>
+        <w:pStyle w:val="Heading2"/>
+      </w:pPr>
+      <w:r>
+        <w:t xml:space="preserve">7. Catalogue de formations (organisme certifié Qualiopi)</w:t>
+      </w:r>
+    </w:p>
+    <w:p>
+      <w:pPr>
+        <w:spacing w:after="120"/>
+      </w:pPr>
+      <w:r>
+        <w:t xml:space="preserve">nam &amp; kouji dispense des formations et ateliers de sensibilisation RSE, en ligne (360Learning) ou en présentiel, sans prérequis. Catalogue complet disponible sur demande.</w:t>
+      </w:r>
+    </w:p>
+    <w:p>
+      <w:pPr>
+        <w:pStyle w:val="ListParagraph"/>
+        <w:numPr>
+          <w:ilvl w:val="0"/>
+          <w:numId w:val="2"/>
+        </w:numPr>
+        <w:spacing w:after="60"/>
+      </w:pPr>
+      <w:r>
+        <w:t xml:space="preserve">Sensibilisation à l’éthique professionnelle, à la diversité, à la prévention du harcèlement, à la cybersécurité</w:t>
+      </w:r>
+    </w:p>
+    <w:p>
+      <w:pPr>
+        <w:pStyle w:val="ListParagraph"/>
+        <w:numPr>
+          <w:ilvl w:val="0"/>
+          <w:numId w:val="2"/>
+        </w:numPr>
+        <w:spacing w:after="60"/>
+      </w:pPr>
+      <w:r>
+        <w:t xml:space="preserve">Gouvernance responsable, droits humains, intégrité et lutte contre la corruption</w:t>
+      </w:r>
+    </w:p>
+    <w:p>
+      <w:pPr>
+        <w:pStyle w:val="ListParagraph"/>
+        <w:numPr>
+          <w:ilvl w:val="0"/>
+          <w:numId w:val="2"/>
+        </w:numPr>
+        <w:spacing w:after="60"/>
+      </w:pPr>
+      <w:r>
+        <w:t xml:space="preserve">Éco-gestes, protection des données, sensibilisation aux enjeux de l’IA, engagement sociétal</w:t>
+      </w:r>
+    </w:p>
+    <w:p>
+      <w:pPr>
+        <w:pStyle w:val="ListParagraph"/>
+        <w:numPr>
+          <w:ilvl w:val="0"/>
+          <w:numId w:val="2"/>
+        </w:numPr>
+        <w:spacing w:after="60"/>
+      </w:pPr>
+      <w:r>
+        <w:t xml:space="preserve">Ateliers collaboratifs : Fresque du Climat, Fresque de la Biodiversité, Fresque du Numérique, Atelier 2 Tonnes</w:t>
+      </w:r>
+    </w:p>
+    <w:p>
+      <w:pPr>
+        <w:pStyle w:val="ListParagraph"/>
+        <w:numPr>
+          <w:ilvl w:val="0"/>
+          <w:numId w:val="2"/>
+        </w:numPr>
+        <w:spacing w:after="60"/>
+      </w:pPr>
+      <w:r>
+        <w:t xml:space="preserve">Raison d’être, entreprise à mission, communication responsable et anti-greenwashing</w:t>
+      </w:r>
+    </w:p>
+    <w:p>
+      <w:pPr>
+        <w:pStyle w:val="ListParagraph"/>
+        <w:numPr>
+          <w:ilvl w:val="0"/>
+          <w:numId w:val="2"/>
+        </w:numPr>
+        <w:spacing w:after="60"/>
+      </w:pPr>
+      <w:r>
+        <w:t xml:space="preserve">Obtention de labels RSE (Lucie, Afnor, PME+, B-Corp) et de la médaille EcoVadis</w:t>
+      </w:r>
+    </w:p>
+    <w:p>
+      <w:pPr>
+        <w:pStyle w:val="ListParagraph"/>
+        <w:numPr>
+          <w:ilvl w:val="0"/>
+          <w:numId w:val="2"/>
+        </w:numPr>
+        <w:spacing w:after="60"/>
+      </w:pPr>
+      <w:r>
+        <w:t xml:space="preserve">CSRD, construction de rapport RSE, comptabilité et stratégie carbone</w:t>
+      </w:r>
+    </w:p>
+    <w:p>
+      <w:pPr>
+        <w:pStyle w:val="ListParagraph"/>
+        <w:numPr>
+          <w:ilvl w:val="0"/>
+          <w:numId w:val="2"/>
+        </w:numPr>
+        <w:spacing w:after="60"/>
+      </w:pPr>
+      <w:r>
+        <w:t xml:space="preserve">Handicap en entreprise, en partenariat avec Yvan Wouandji (porte-drapeau Jeux Paralympiques Paris 2024)</w:t>
+      </w:r>
+    </w:p>
     <w:sectPr>
       <w:pgSz w:w="11906" w:h="16838" w:orient="portrait"/>
       <w:pgMar w:top="1134" w:right="1134" w:bottom="1134" w:left="1134" w:header="708" w:footer="708" w:gutter="0"/>
